--- a/apps/web/public/downloads/can-i-do-this-worksheet.docx
+++ b/apps/web/public/downloads/can-i-do-this-worksheet.docx
@@ -1229,7 +1229,7 @@
           <w:color w:val="1A1D20"/>
           <w:sz w:val="21"/>
         </w:rPr>
-        <w:t xml:space="preserve"> ($250–$750) lays out the likely path, the boards involved, and the documents you'll need — so you stop guessing. It doesn't replace the town; it helps you move with confidence.</w:t>
+        <w:t xml:space="preserve"> ($500 flat) lays out the likely path, the boards involved, and the documents you'll need — so you stop guessing. It doesn't replace the town; it helps you move with confidence.</w:t>
       </w:r>
     </w:p>
     <w:p>
